--- a/public/downloads/08_Notificacao_Extrajudicial_Despejo.docx
+++ b/public/downloads/08_Notificacao_Extrajudicial_Despejo.docx
@@ -8,12 +8,12 @@
       </w:pPr>
       <w:r>
         <w:rPr>
-          <w:rFonts w:ascii="Arial" w:hAnsi="Arial"/>
+          <w:rFonts w:ascii="Times New Roman" w:hAnsi="Times New Roman"/>
           <w:b/>
-          <w:color w:val="1A2C4C"/>
+          <w:color w:val="0A192F"/>
           <w:sz w:val="26"/>
         </w:rPr>
-        <w:t>NOTIFICAÇÃO EXTRAJUDICIAL PARA DESOCUPAÇÃO / COBRANÇA DE ALUGUEL</w:t>
+        <w:t>NOTIFICAÇÃO EXTRAJUDICIAL DE DESOCUPAÇÃO E COBRANÇA COM PRAZO LEGAL PARA PURGA DA MORA</w:t>
       </w:r>
     </w:p>
     <w:p>
@@ -22,12 +22,12 @@
       </w:pPr>
       <w:r>
         <w:rPr>
-          <w:rFonts w:ascii="Arial" w:hAnsi="Arial"/>
+          <w:rFonts w:ascii="Times New Roman" w:hAnsi="Times New Roman"/>
           <w:i/>
-          <w:color w:val="787878"/>
-          <w:sz w:val="19"/>
+          <w:color w:val="5A5A5A"/>
+          <w:sz w:val="20"/>
         </w:rPr>
-        <w:t>Acervo de Segurança Jurídica • Módulo 1: Transações Imobiliárias • Banca Andrade &amp; Florio</w:t>
+        <w:t>Documento Pré-Processual de Constituição em Mora para Fins da Lei nº 8.245/1991</w:t>
       </w:r>
     </w:p>
     <w:p/>
@@ -45,7 +45,7 @@
         <w:tc>
           <w:tcPr>
             <w:tcW w:type="dxa" w:w="9360"/>
-            <w:shd w:fill="F4F5F7"/>
+            <w:shd w:fill="F8F9FA"/>
           </w:tcPr>
           <w:p>
             <w:pPr>
@@ -56,10 +56,12 @@
               <w:rPr>
                 <w:rFonts w:ascii="Arial" w:hAnsi="Arial"/>
                 <w:b/>
-                <w:color w:val="B48214"/>
-                <w:sz w:val="19"/>
+                <w:color w:val="8C640F"/>
+                <w:sz w:val="18"/>
               </w:rPr>
-              <w:t>💡 NOTA TÉCNICA DO ADVOGADO: A notificação extrajudicial com prazo de purga de mora é a prova documental obrigatória que instrui a ação de despejo.</w:t>
+              <w:t>ORIENTAÇÃO TÉCNICA E SEGURANÇA JURÍDICA (ANDRADE &amp; FLORIO):</w:t>
+              <w:br/>
+              <w:t>A notificação extrajudicial com discriminação do débito e concessão de prazo para purgar a mora comprova a ciência inequívoca do inquilino perante o juiz, fundamentando pedidos liminares em Ações de Despejo por Falta de Pagamento.</w:t>
             </w:r>
           </w:p>
         </w:tc>
@@ -68,102 +70,156 @@
     <w:p/>
     <w:p>
       <w:pPr>
-        <w:pStyle w:val="Heading2"/>
+        <w:spacing w:line="300" w:lineRule="auto" w:after="240"/>
+        <w:jc w:val="both"/>
       </w:pPr>
       <w:r>
-        <w:t>QUALIFICAÇÃO DAS PARTES</w:t>
-      </w:r>
-    </w:p>
-    <w:p>
-      <w:r>
-        <w:t>NOTIFICANTE: [LOCADOR/PROPRIETÁRIO].</w:t>
+        <w:rPr>
+          <w:rFonts w:ascii="Times New Roman" w:hAnsi="Times New Roman"/>
+          <w:color w:val="1E1E1E"/>
+          <w:sz w:val="22"/>
+        </w:rPr>
+        <w:t>À(Ao) NOTIFICADA(O):</w:t>
         <w:br/>
-        <w:t>NOTIFICADO: [LOCATÁRIO/INQUILINO].</w:t>
+        <w:t>[NOME DO LOCATÁRIO / INQUILINO]</w:t>
+        <w:br/>
+        <w:t>Endereço do Imóvel: [ENDEREÇO COMPLETO DO IMÓVEL LOCADO]</w:t>
+        <w:br/>
+        <w:br/>
+        <w:t>Pelo presente instrumento, o NOTIFICANTE [NOME DO LOCADOR / PROPRIETÁRIO], por intermédio de seus procuradores legais, NOTIFICA formalmente V. Sa. nos seguintes termos:</w:t>
       </w:r>
     </w:p>
     <w:p>
       <w:pPr>
-        <w:spacing w:before="200" w:after="40"/>
+        <w:spacing w:before="240" w:after="60"/>
       </w:pPr>
       <w:r>
         <w:rPr>
-          <w:rFonts w:ascii="Arial" w:hAnsi="Arial"/>
+          <w:rFonts w:ascii="Times New Roman" w:hAnsi="Times New Roman"/>
           <w:b/>
-          <w:color w:val="1A2C4C"/>
+          <w:color w:val="0A192F"/>
           <w:sz w:val="22"/>
         </w:rPr>
-        <w:t>DO DÉBITO PENDENTE</w:t>
+        <w:t>1. DA INADIMPLÊNCIA CONTRATUAL</w:t>
       </w:r>
     </w:p>
     <w:p>
       <w:pPr>
-        <w:spacing w:before="0" w:after="120" w:line="276" w:lineRule="auto"/>
+        <w:spacing w:before="0" w:after="160" w:line="300" w:lineRule="auto"/>
+        <w:jc w:val="both"/>
       </w:pPr>
       <w:r>
         <w:rPr>
-          <w:rFonts w:ascii="Arial" w:hAnsi="Arial"/>
-          <w:color w:val="282828"/>
-          <w:sz w:val="20"/>
+          <w:rFonts w:ascii="Times New Roman" w:hAnsi="Times New Roman"/>
+          <w:color w:val="1E1E1E"/>
+          <w:sz w:val="21"/>
         </w:rPr>
-        <w:t>Constata-se inadimplência referente aos aluguéis e encargos dos meses de [MESES], totalizando R$ [VALOR ATUALIZADO].</w:t>
+        <w:t>1.1. Constata-se até a presente data o inadimplemento injustificado dos aluguéis e encargos referentes aos meses de [MESES EM ATRASO: ex. Julho, Agosto e Setembro de 2026], perfazendo o montante total corrigido de R$ [VALOR TOTAL CORRIGIDO COM MULTA E JUROS].</w:t>
       </w:r>
     </w:p>
     <w:p>
       <w:pPr>
-        <w:spacing w:before="200" w:after="40"/>
+        <w:spacing w:before="240" w:after="60"/>
       </w:pPr>
       <w:r>
         <w:rPr>
-          <w:rFonts w:ascii="Arial" w:hAnsi="Arial"/>
+          <w:rFonts w:ascii="Times New Roman" w:hAnsi="Times New Roman"/>
           <w:b/>
-          <w:color w:val="1A2C4C"/>
+          <w:color w:val="0A192F"/>
           <w:sz w:val="22"/>
         </w:rPr>
-        <w:t>DO PRAZO IMPRORROGÁVEL</w:t>
+        <w:t>2. DO PRAZO LEGAL PARA PURGA DA MORA OU DESOCUPAÇÃO</w:t>
       </w:r>
     </w:p>
     <w:p>
       <w:pPr>
-        <w:spacing w:before="0" w:after="120" w:line="276" w:lineRule="auto"/>
+        <w:spacing w:before="0" w:after="160" w:line="300" w:lineRule="auto"/>
+        <w:jc w:val="both"/>
       </w:pPr>
       <w:r>
         <w:rPr>
-          <w:rFonts w:ascii="Arial" w:hAnsi="Arial"/>
-          <w:color w:val="282828"/>
-          <w:sz w:val="20"/>
+          <w:rFonts w:ascii="Times New Roman" w:hAnsi="Times New Roman"/>
+          <w:color w:val="1E1E1E"/>
+          <w:sz w:val="21"/>
         </w:rPr>
-        <w:t>Fica V. Sa. notificado a purgar a mora no prazo de 15 (quinze) dias ou desocupar o imóvel, sob pena de ajuizamento imediato de Ação de Despejo.</w:t>
+        <w:t>2.1. Fica V. Sa. formalmente NOTIFICADO a efetuar a quitação integral do débito no prazo improrrogável de 15 (quinze) dias corridos a contar do recebimento desta notificação, ou desocupar voluntariamente o imóvel, entregando as chaves livres de pessoas e coisas.</w:t>
       </w:r>
     </w:p>
     <w:p>
+      <w:pPr>
+        <w:spacing w:before="240" w:after="60"/>
+      </w:pPr>
       <w:r>
+        <w:rPr>
+          <w:rFonts w:ascii="Times New Roman" w:hAnsi="Times New Roman"/>
+          <w:b/>
+          <w:color w:val="0A192F"/>
+          <w:sz w:val="22"/>
+        </w:rPr>
+        <w:t>3. DA ADVERTÊNCIA SOBRE MEDIDAS JUDICIAIS</w:t>
+      </w:r>
+    </w:p>
+    <w:p>
+      <w:pPr>
+        <w:spacing w:before="0" w:after="160" w:line="300" w:lineRule="auto"/>
+        <w:jc w:val="both"/>
+      </w:pPr>
+      <w:r>
+        <w:rPr>
+          <w:rFonts w:ascii="Times New Roman" w:hAnsi="Times New Roman"/>
+          <w:color w:val="1E1E1E"/>
+          <w:sz w:val="21"/>
+        </w:rPr>
+        <w:t>3.1. O não atendimento da presente notificação ensejará o ajuizamento imediato da competente AÇÃO DE DESPEJO POR FALTA DE PAGAMENTO CUMULADA COM COBRANÇA, requerendo-se liminar de desocupação e incidência de custas judiciais e honorários advocatícios sucumbenciais de 20% (vinte por cento).</w:t>
+      </w:r>
+    </w:p>
+    <w:p>
+      <w:pPr>
+        <w:spacing w:before="360" w:after="480"/>
+      </w:pPr>
+      <w:r>
+        <w:rPr>
+          <w:rFonts w:ascii="Times New Roman" w:hAnsi="Times New Roman"/>
+          <w:sz w:val="21"/>
+        </w:rPr>
+        <w:t>E, por estarem assim justas, acordadas e contratadas, as partes firmam o presente instrumento em 02 (duas) vias de igual teor e forma, na presença das 02 (duas) testemunhas instrumentárias abaixo qualificadas, que a tudo assistiram e dão fé.</w:t>
+        <w:br/>
         <w:br/>
         <w:t>[CIDADE/UF], [DIA] de [MÊS] de 202[X].</w:t>
         <w:br/>
         <w:br/>
-      </w:r>
-    </w:p>
-    <w:p>
-      <w:r>
-        <w:t>_________________________________________</w:t>
         <w:br/>
-        <w:t>PRIMEIRA PARTE / CONTRATANTE</w:t>
+        <w:t>___________________________________________________________</w:t>
+        <w:br/>
+        <w:t>PRIMEIRA PARTE</w:t>
+        <w:br/>
+        <w:t>CPF/CNPJ nº [NÚMERO]</w:t>
         <w:br/>
         <w:br/>
-        <w:t>_________________________________________</w:t>
         <w:br/>
-        <w:t>SEGUNDA PARTE / CONTRATADA</w:t>
+        <w:t>___________________________________________________________</w:t>
+        <w:br/>
+        <w:t>SEGUNDA PARTE</w:t>
+        <w:br/>
+        <w:t>CPF/CNPJ nº [NÚMERO]</w:t>
         <w:br/>
         <w:br/>
-      </w:r>
-    </w:p>
-    <w:p>
-      <w:r>
-        <w:t>TESTEMUNHAS:</w:t>
         <w:br/>
-        <w:t>1. Nome: ____________________ CPF: ______________</w:t>
+        <w:t>TESTEMUNHAS INSTRUMENTÁRIAS:</w:t>
         <w:br/>
-        <w:t>2. Nome: ____________________ CPF: ______________</w:t>
+        <w:br/>
+        <w:t>1. ______________________________________</w:t>
+        <w:br/>
+        <w:t>Nome: [NOME COMPLETO DA TESTEMUNHA 1]</w:t>
+        <w:br/>
+        <w:t>RG nº [NÚMERO] | CPF nº [NÚMERO]</w:t>
+        <w:br/>
+        <w:br/>
+        <w:t>2. ______________________________________</w:t>
+        <w:br/>
+        <w:t>Nome: [NOME COMPLETO DA TESTEMUNHA 2]</w:t>
+        <w:br/>
+        <w:t>RG nº [NÚMERO] | CPF nº [NÚMERO]</w:t>
       </w:r>
     </w:p>
     <w:sectPr>
